--- a/ECC-2-2024_course/04_ملفات_المدرب_فقط/README_المرفقات.docx
+++ b/ECC-2-2024_course/04_ملفات_المدرب_فقط/README_المرفقات.docx
@@ -1872,6 +1872,196 @@
                 <w:sz w:val="18"/>
                 <w:szCs w:val="18"/>
               </w:rPr>
+              <w:t>03_ملفات_المتدرب ← 06_كراسة_التمارين ← كراسة_التمارين_التطبيقية.docx</w:t>
+            </w:r>
+          </w:p>
+        </w:tc>
+        <w:tc>
+          <w:tcPr>
+            <w:tcW w:type="dxa" w:w="3969"/>
+          </w:tcPr>
+          <w:p>
+            <w:pPr>
+              <w:bidi/>
+              <w:spacing w:after="20" w:line="252" w:lineRule="auto"/>
+            </w:pPr>
+            <w:r/>
+            <w:r>
+              <w:rPr>
+                <w:rFonts w:ascii="Arial" w:hAnsi="Arial" w:cs="Arial" w:eastAsia="Arial"/>
+                <w:b w:val="0"/>
+                <w:bCs w:val="0"/>
+                <w:sz w:val="18"/>
+                <w:szCs w:val="18"/>
+              </w:rPr>
+              <w:t>اثنا عشر تمريناً بسيناريوهات ومستندات وأوراق إجابة: تمارين العرض الثمانية مكتملة، وأربعة إضافية</w:t>
+            </w:r>
+          </w:p>
+        </w:tc>
+        <w:tc>
+          <w:tcPr>
+            <w:tcW w:type="dxa" w:w="1247"/>
+          </w:tcPr>
+          <w:p>
+            <w:pPr>
+              <w:bidi/>
+              <w:spacing w:after="20" w:line="252" w:lineRule="auto"/>
+            </w:pPr>
+            <w:r/>
+            <w:r>
+              <w:rPr>
+                <w:rFonts w:ascii="Arial" w:hAnsi="Arial" w:cs="Arial" w:eastAsia="Arial"/>
+                <w:b w:val="0"/>
+                <w:bCs w:val="0"/>
+                <w:sz w:val="18"/>
+                <w:szCs w:val="18"/>
+              </w:rPr>
+              <w:t>المتدرب</w:t>
+            </w:r>
+          </w:p>
+        </w:tc>
+        <w:tc>
+          <w:tcPr>
+            <w:tcW w:type="dxa" w:w="1247"/>
+          </w:tcPr>
+          <w:p>
+            <w:pPr>
+              <w:bidi/>
+              <w:spacing w:after="20" w:line="252" w:lineRule="auto"/>
+            </w:pPr>
+            <w:r/>
+            <w:r>
+              <w:rPr>
+                <w:rFonts w:ascii="Arial" w:hAnsi="Arial" w:cs="Arial" w:eastAsia="Arial"/>
+                <w:b w:val="0"/>
+                <w:bCs w:val="0"/>
+                <w:sz w:val="18"/>
+                <w:szCs w:val="18"/>
+              </w:rPr>
+              <w:t>طوال الكورس</w:t>
+            </w:r>
+          </w:p>
+        </w:tc>
+      </w:tr>
+      <w:tr>
+        <w:trPr>
+          <w:cantSplit/>
+        </w:trPr>
+        <w:tc>
+          <w:tcPr>
+            <w:tcW w:type="dxa" w:w="3175"/>
+            <w:shd w:val="clear" w:color="auto" w:fill="FDECEC"/>
+          </w:tcPr>
+          <w:p>
+            <w:pPr>
+              <w:bidi/>
+              <w:spacing w:after="20" w:line="252" w:lineRule="auto"/>
+            </w:pPr>
+            <w:r/>
+            <w:r>
+              <w:rPr>
+                <w:rFonts w:ascii="Arial" w:hAnsi="Arial" w:cs="Arial" w:eastAsia="Arial"/>
+                <w:b w:val="0"/>
+                <w:bCs w:val="0"/>
+                <w:sz w:val="18"/>
+                <w:szCs w:val="18"/>
+              </w:rPr>
+              <w:t>04_ملفات_المدرب_فقط ← 06_كراسة_التمارين ← دليل_المدرب_شرح_التمارين_والحلول.docx</w:t>
+            </w:r>
+          </w:p>
+        </w:tc>
+        <w:tc>
+          <w:tcPr>
+            <w:tcW w:type="dxa" w:w="3969"/>
+            <w:shd w:val="clear" w:color="auto" w:fill="FDECEC"/>
+          </w:tcPr>
+          <w:p>
+            <w:pPr>
+              <w:bidi/>
+              <w:spacing w:after="20" w:line="252" w:lineRule="auto"/>
+            </w:pPr>
+            <w:r/>
+            <w:r>
+              <w:rPr>
+                <w:rFonts w:ascii="Arial" w:hAnsi="Arial" w:cs="Arial" w:eastAsia="Arial"/>
+                <w:b w:val="0"/>
+                <w:bCs w:val="0"/>
+                <w:sz w:val="18"/>
+                <w:szCs w:val="18"/>
+              </w:rPr>
+              <w:t>شرح كل تمرين: الحل، ولماذا، والفخاخ المقصودة، والبدائل المقبولة، ومعيار التصحيح</w:t>
+            </w:r>
+          </w:p>
+        </w:tc>
+        <w:tc>
+          <w:tcPr>
+            <w:tcW w:type="dxa" w:w="1247"/>
+            <w:shd w:val="clear" w:color="auto" w:fill="FDECEC"/>
+          </w:tcPr>
+          <w:p>
+            <w:pPr>
+              <w:bidi/>
+              <w:spacing w:after="20" w:line="252" w:lineRule="auto"/>
+            </w:pPr>
+            <w:r/>
+            <w:r>
+              <w:rPr>
+                <w:rFonts w:ascii="Arial" w:hAnsi="Arial" w:cs="Arial" w:eastAsia="Arial"/>
+                <w:b w:val="0"/>
+                <w:bCs w:val="0"/>
+                <w:sz w:val="18"/>
+                <w:szCs w:val="18"/>
+              </w:rPr>
+              <w:t>المدرب فقط</w:t>
+            </w:r>
+          </w:p>
+        </w:tc>
+        <w:tc>
+          <w:tcPr>
+            <w:tcW w:type="dxa" w:w="1247"/>
+            <w:shd w:val="clear" w:color="auto" w:fill="FDECEC"/>
+          </w:tcPr>
+          <w:p>
+            <w:pPr>
+              <w:bidi/>
+              <w:spacing w:after="20" w:line="252" w:lineRule="auto"/>
+            </w:pPr>
+            <w:r/>
+            <w:r>
+              <w:rPr>
+                <w:rFonts w:ascii="Arial" w:hAnsi="Arial" w:cs="Arial" w:eastAsia="Arial"/>
+                <w:b w:val="0"/>
+                <w:bCs w:val="0"/>
+                <w:sz w:val="18"/>
+                <w:szCs w:val="18"/>
+              </w:rPr>
+              <w:t>بعد التسليم</w:t>
+            </w:r>
+          </w:p>
+        </w:tc>
+      </w:tr>
+      <w:tr>
+        <w:trPr>
+          <w:cantSplit/>
+        </w:trPr>
+        <w:tc>
+          <w:tcPr>
+            <w:tcW w:type="dxa" w:w="3175"/>
+          </w:tcPr>
+          <w:p>
+            <w:pPr>
+              <w:bidi/>
+              <w:spacing w:after="20" w:line="252" w:lineRule="auto"/>
+            </w:pPr>
+            <w:r/>
+            <w:r>
+              <w:rPr>
+                <w:rFonts w:ascii="Arial" w:hAnsi="Arial" w:cs="Arial" w:eastAsia="Arial"/>
+                <w:b w:val="0"/>
+                <w:bCs w:val="0"/>
+                <w:sz w:val="18"/>
+                <w:szCs w:val="18"/>
+              </w:rPr>
               <w:t>03_ملفات_المتدرب ← 05_الاختبار_المعرفي ← أسئلة_الاختبار_المعرفي.docx</w:t>
             </w:r>
           </w:p>
